--- a/2023级硕士初审通知及相关材料/计算机学院研究生学位论文初审专家意见.docx
+++ b/2023级硕士初审通知及相关材料/计算机学院研究生学位论文初审专家意见.docx
@@ -55,8 +55,6 @@
         </w:rPr>
         <w:t>意见</w:t>
       </w:r>
-      <w:bookmarkStart w:id="0" w:name="_GoBack"/>
-      <w:bookmarkEnd w:id="0"/>
     </w:p>
     <w:p>
       <w:pPr>
@@ -181,10 +179,19 @@
               <w:spacing w:line="480" w:lineRule="auto"/>
               <w:jc w:val="center"/>
               <w:rPr>
-                <w:rFonts w:hint="eastAsia"/>
-                <w:b/>
-              </w:rPr>
-            </w:pPr>
+                <w:rFonts w:hint="eastAsia" w:eastAsia="宋体"/>
+                <w:b/>
+                <w:lang w:val="en-US" w:eastAsia="zh-CN"/>
+              </w:rPr>
+            </w:pPr>
+            <w:r>
+              <w:rPr>
+                <w:rFonts w:hint="eastAsia"/>
+                <w:b/>
+                <w:lang w:val="en-US" w:eastAsia="zh-CN"/>
+              </w:rPr>
+              <w:t>于郅豪</w:t>
+            </w:r>
           </w:p>
         </w:tc>
         <w:tc>
@@ -251,11 +258,19 @@
           <w:p>
             <w:pPr>
               <w:spacing w:line="480" w:lineRule="auto"/>
-              <w:rPr>
-                <w:rFonts w:hint="eastAsia"/>
-                <w:b/>
-              </w:rPr>
-            </w:pPr>
+              <w:jc w:val="center"/>
+              <w:rPr>
+                <w:rFonts w:hint="eastAsia"/>
+                <w:b/>
+              </w:rPr>
+            </w:pPr>
+            <w:r>
+              <w:rPr>
+                <w:rFonts w:hint="eastAsia"/>
+                <w:b/>
+              </w:rPr>
+              <w:t>面向多源异构时序数据的系统异常检测技术研究</w:t>
+            </w:r>
           </w:p>
         </w:tc>
       </w:tr>
@@ -757,6 +772,8 @@
         </w:rPr>
         <w:t>必须填写好第一行信息。留手机号：</w:t>
       </w:r>
+      <w:bookmarkStart w:id="0" w:name="_GoBack"/>
+      <w:bookmarkEnd w:id="0"/>
     </w:p>
     <w:sectPr>
       <w:pgSz w:w="11906" w:h="16838"/>
@@ -844,7 +861,7 @@
     <w:lsdException w:qFormat="1" w:unhideWhenUsed="0" w:uiPriority="0" w:semiHidden="0" w:name="Title"/>
     <w:lsdException w:unhideWhenUsed="0" w:uiPriority="0" w:semiHidden="0" w:name="Closing"/>
     <w:lsdException w:unhideWhenUsed="0" w:uiPriority="0" w:semiHidden="0" w:name="Signature"/>
-    <w:lsdException w:unhideWhenUsed="0" w:uiPriority="0" w:name="Default Paragraph Font"/>
+    <w:lsdException w:qFormat="1" w:unhideWhenUsed="0" w:uiPriority="0" w:name="Default Paragraph Font"/>
     <w:lsdException w:unhideWhenUsed="0" w:uiPriority="0" w:semiHidden="0" w:name="Body Text"/>
     <w:lsdException w:unhideWhenUsed="0" w:uiPriority="0" w:semiHidden="0" w:name="Body Text Indent"/>
     <w:lsdException w:unhideWhenUsed="0" w:uiPriority="0" w:semiHidden="0" w:name="List Continue"/>
@@ -1047,6 +1064,7 @@
   <w:style w:type="character" w:default="1" w:styleId="3">
     <w:name w:val="Default Paragraph Font"/>
     <w:semiHidden/>
+    <w:qFormat/>
     <w:uiPriority w:val="0"/>
   </w:style>
   <w:style w:type="table" w:default="1" w:styleId="2">

--- a/2023级硕士初审通知及相关材料/计算机学院研究生学位论文初审专家意见.docx
+++ b/2023级硕士初审通知及相关材料/计算机学院研究生学位论文初审专家意见.docx
@@ -742,9 +742,10 @@
       <w:pPr>
         <w:jc w:val="left"/>
         <w:rPr>
-          <w:rFonts w:hint="eastAsia"/>
+          <w:rFonts w:hint="default" w:eastAsia="宋体"/>
           <w:b/>
           <w:sz w:val="24"/>
+          <w:lang w:val="en-US" w:eastAsia="zh-CN"/>
         </w:rPr>
       </w:pPr>
       <w:r>
@@ -771,6 +772,15 @@
           <w:sz w:val="24"/>
         </w:rPr>
         <w:t>必须填写好第一行信息。留手机号：</w:t>
+      </w:r>
+      <w:r>
+        <w:rPr>
+          <w:rFonts w:hint="eastAsia"/>
+          <w:b/>
+          <w:sz w:val="24"/>
+          <w:lang w:val="en-US" w:eastAsia="zh-CN"/>
+        </w:rPr>
+        <w:t>18231058169</w:t>
       </w:r>
       <w:bookmarkStart w:id="0" w:name="_GoBack"/>
       <w:bookmarkEnd w:id="0"/>
